--- a/outputs/planning/miraiSceneDesignGuide.docx
+++ b/outputs/planning/miraiSceneDesignGuide.docx
@@ -15,7 +15,7 @@
         <w:pStyle w:val="Subtitle"/>
       </w:pPr>
       <w:r>
-        <w:t>ミライシーン  |  2026年10月6日</w:t>
+        <w:t>ミライシーン  |  2026年10月16日</w:t>
       </w:r>
     </w:p>
     <w:p>
@@ -967,6 +967,11 @@
       </w:r>
     </w:p>
     <w:p>
+      <w:r>
+        <w:t>文字ロゴは共通SVGで管理し、青紫の文字、オレンジの長音、右上の小さな光で構成します。TOPの説明には「ミライシーンでは」とサービス名を含めます。フッターはシンプルなサービス用の構成を方針とします。進路ナビ組み込み側のフッター処理は別途必要です。</w:t>
+      </w:r>
+    </w:p>
+    <w:p>
       <w:pPr>
         <w:pStyle w:val="Heading2"/>
       </w:pPr>
@@ -1660,7 +1665,7 @@
                 <w:b w:val="0"/>
                 <w:sz w:val="18"/>
               </w:rPr>
-              <w:t>仕事の状況と判断材料、案ごとの良い点・懸念点、探究教材への接続、分野を引き継いだ学校検索。</w:t>
+              <w:t>仕事の状況と判断材料、案ごとの良い点・懸念点、学びの教材への接続、分野を引き継いだ学校検索。</w:t>
             </w:r>
           </w:p>
         </w:tc>
